--- a/docs/kancelar/2_DPIA_posouzeni_vlivu.docx
+++ b/docs/kancelar/2_DPIA_posouzeni_vlivu.docx
@@ -60,6 +60,37 @@
           <w:szCs w:val="19"/>
         </w:rPr>
         <w:t xml:space="preserve"> vyplní kancelář.</w:t>
+      </w:r>
+    </w:p>
+    <w:p>
+      <w:pPr>
+        <w:pBdr>
+          <w:left w:val="single" w:color="7F7F7F" w:sz="18" w:space="6"/>
+        </w:pBdr>
+        <w:shd w:fill="F2F2F2" w:color="auto" w:val="clear"/>
+        <w:spacing w:after="160" w:before="120"/>
+        <w:ind w:left="120"/>
+      </w:pPr>
+      <w:r>
+        <w:rPr>
+          <w:b/>
+          <w:i/>
+          <w:iCs/>
+          <w:color w:val="444444"/>
+          <w:sz w:val="19"/>
+          <w:szCs w:val="19"/>
+        </w:rPr>
+        <w:t>Aktualizace 27. 10. 2026:</w:t>
+      </w:r>
+      <w:r>
+        <w:rPr>
+          <w:i/>
+          <w:iCs/>
+          <w:color w:val="444444"/>
+          <w:sz w:val="19"/>
+          <w:szCs w:val="19"/>
+        </w:rPr>
+        <w:t xml:space="preserve"> doplněn volitelný cloudový model Claude přes Amazon Bedrock v EU, pravidla cloudu podle stupně citlivosti spisu a souhlasu klienta (oddíl 2), nová rizika R11–R13 a úprava R4. Cloud je ve výchozím nastavení vypnutý; před jeho zapnutím v ostrém provozu toto posouzení přezkoumá advokát.</w:t>
       </w:r>
     </w:p>
     <w:p>
@@ -759,12 +790,10 @@
           <w:p>
             <w:r>
               <w:rPr>
-                <w:b w:val="false"/>
-                <w:bCs w:val="false"/>
-                <w:sz w:val="19"/>
-                <w:szCs w:val="19"/>
-              </w:rPr>
-              <w:t xml:space="preserve">Cloudový model Claude přes Amazon Bedrock v EU (volitelně, budoucí)</w:t>
+                <w:sz w:val="19"/>
+                <w:szCs w:val="19"/>
+              </w:rPr>
+              <w:t>Cloudový model Claude přes Amazon Bedrock v EU (volitelně)</w:t>
             </w:r>
           </w:p>
         </w:tc>
@@ -781,12 +810,10 @@
           <w:p>
             <w:r>
               <w:rPr>
-                <w:b w:val="false"/>
-                <w:bCs w:val="false"/>
-                <w:sz w:val="19"/>
-                <w:szCs w:val="19"/>
-              </w:rPr>
-              <w:t xml:space="preserve">vlastní účet AWS kanceláře, region EU</w:t>
+                <w:sz w:val="19"/>
+                <w:szCs w:val="19"/>
+              </w:rPr>
+              <w:t>vlastní účet AWS kanceláře; inferenční profil EU (datacentra ve Švédsku, Francii, Itálii, Španělsku, Irsku a Německu)</w:t>
             </w:r>
           </w:p>
         </w:tc>
@@ -803,12 +830,10 @@
           <w:p>
             <w:r>
               <w:rPr>
-                <w:b w:val="false"/>
-                <w:bCs w:val="false"/>
-                <w:sz w:val="19"/>
-                <w:szCs w:val="19"/>
-              </w:rPr>
-              <w:t xml:space="preserve">vypnuto; před zapnutím aktualizovat toto DPIA (zpracovatel AWS, CLOUD Act, pseudonymizace)</w:t>
+                <w:sz w:val="19"/>
+                <w:szCs w:val="19"/>
+              </w:rPr>
+              <w:t>ve výchozím stavu vypnuto; je-li zapnuto, jde do cloudu jen dotaz ze spisů, jejichž stupeň a souhlas klienta to dovolují (pravidla níže), ostatní zpracuje lokální model; AWS je zpracovatelem kanceláře; vstupy a odpovědi se neukládají a nepoužívají k trénování; záznam „Cloud AI“ v auditu</w:t>
             </w:r>
           </w:p>
         </w:tc>
@@ -877,6 +902,130 @@
                 <w:szCs w:val="19"/>
               </w:rPr>
               <w:t xml:space="preserve">poskytovatel VPN vidí metadata (zařízení, IP), ne obsah</w:t>
+            </w:r>
+          </w:p>
+        </w:tc>
+      </w:tr>
+      <w:tr>
+        <w:tc>
+          <w:tcPr>
+            <w:tcW w:type="dxa" w:w="2300"/>
+            <w:tcMar>
+              <w:top w:type="dxa" w:w="60"/>
+              <w:left w:type="dxa" w:w="100"/>
+              <w:bottom w:type="dxa" w:w="60"/>
+              <w:right w:type="dxa" w:w="100"/>
+            </w:tcMar>
+          </w:tcPr>
+          <w:p>
+            <w:r>
+              <w:rPr>
+                <w:sz w:val="19"/>
+                <w:szCs w:val="19"/>
+              </w:rPr>
+              <w:t>Přímé API poskytovatelů modelů (Anthropic, OpenAI)</w:t>
+            </w:r>
+          </w:p>
+        </w:tc>
+        <w:tc>
+          <w:tcPr>
+            <w:tcW w:type="dxa" w:w="3400"/>
+            <w:tcMar>
+              <w:top w:type="dxa" w:w="60"/>
+              <w:left w:type="dxa" w:w="100"/>
+              <w:bottom w:type="dxa" w:w="60"/>
+              <w:right w:type="dxa" w:w="100"/>
+            </w:tcMar>
+          </w:tcPr>
+          <w:p>
+            <w:r>
+              <w:rPr>
+                <w:sz w:val="19"/>
+                <w:szCs w:val="19"/>
+              </w:rPr>
+              <w:t>servery poskytovatele, i mimo EU</w:t>
+            </w:r>
+          </w:p>
+        </w:tc>
+        <w:tc>
+          <w:tcPr>
+            <w:tcW w:type="dxa" w:w="3326"/>
+            <w:tcMar>
+              <w:top w:type="dxa" w:w="60"/>
+              <w:left w:type="dxa" w:w="100"/>
+              <w:bottom w:type="dxa" w:w="60"/>
+              <w:right w:type="dxa" w:w="100"/>
+            </w:tcMar>
+          </w:tcPr>
+          <w:p>
+            <w:r>
+              <w:rPr>
+                <w:sz w:val="19"/>
+                <w:szCs w:val="19"/>
+              </w:rPr>
+              <w:t>pro data klientů technicky zablokováno; jen výslovně veřejný dotaz a jen se zvláštním nastavením</w:t>
+            </w:r>
+          </w:p>
+        </w:tc>
+      </w:tr>
+      <w:tr>
+        <w:tc>
+          <w:tcPr>
+            <w:tcW w:type="dxa" w:w="2300"/>
+            <w:tcMar>
+              <w:top w:type="dxa" w:w="60"/>
+              <w:left w:type="dxa" w:w="100"/>
+              <w:bottom w:type="dxa" w:w="60"/>
+              <w:right w:type="dxa" w:w="100"/>
+            </w:tcMar>
+          </w:tcPr>
+          <w:p>
+            <w:r>
+              <w:rPr>
+                <w:sz w:val="19"/>
+                <w:szCs w:val="19"/>
+              </w:rPr>
+              <w:t>Údaje o nákladech (AWS Cost Explorer)</w:t>
+            </w:r>
+          </w:p>
+        </w:tc>
+        <w:tc>
+          <w:tcPr>
+            <w:tcW w:type="dxa" w:w="3400"/>
+            <w:tcMar>
+              <w:top w:type="dxa" w:w="60"/>
+              <w:left w:type="dxa" w:w="100"/>
+              <w:bottom w:type="dxa" w:w="60"/>
+              <w:right w:type="dxa" w:w="100"/>
+            </w:tcMar>
+          </w:tcPr>
+          <w:p>
+            <w:r>
+              <w:rPr>
+                <w:sz w:val="19"/>
+                <w:szCs w:val="19"/>
+              </w:rPr>
+              <w:t>účet AWS kanceláře → LexisLocal</w:t>
+            </w:r>
+          </w:p>
+        </w:tc>
+        <w:tc>
+          <w:tcPr>
+            <w:tcW w:type="dxa" w:w="3326"/>
+            <w:tcMar>
+              <w:top w:type="dxa" w:w="60"/>
+              <w:left w:type="dxa" w:w="100"/>
+              <w:bottom w:type="dxa" w:w="60"/>
+              <w:right w:type="dxa" w:w="100"/>
+            </w:tcMar>
+          </w:tcPr>
+          <w:p>
+            <w:r>
+              <w:rPr>
+                <w:sz w:val="19"/>
+                <w:szCs w:val="19"/>
+              </w:rPr>
+              <w:t>denní součty nákladů za službu; žádný obsah dotazů ani údaje klientů</w:t>
             </w:r>
           </w:p>
         </w:tc>
@@ -884,15 +1033,371 @@
     </w:tbl>
     <w:p>
       <w:pPr>
-        <w:spacing w:after="120"/>
-      </w:pPr>
+        <w:spacing w:after="120" w:before="160"/>
+      </w:pPr>
+      <w:r>
+        <w:rPr>
+          <w:b/>
+        </w:rPr>
+        <w:t>Pravidla cloudu podle spisu.</w:t>
+      </w:r>
+      <w:r>
+        <w:t xml:space="preserve"> O tom, zda smí dotaz odejít do cloudového modelu, nerozhoduje jen nastavení kanceláře, ale každý spis: stupeň citlivosti a souhlas klienta. Pseudonymizace řeší osobní údaje, ne povinnost mlčenlivosti (§ 21 zákona o advokacii), proto je rozhodující souhlas klienta.</w:t>
+      </w:r>
     </w:p>
+    <w:tbl>
+      <w:tblPr>
+        <w:tblW w:type="dxa" w:w="9026"/>
+        <w:tblBorders>
+          <w:top w:val="single" w:color="999999" w:sz="4"/>
+          <w:left w:val="single" w:color="999999" w:sz="4"/>
+          <w:bottom w:val="single" w:color="999999" w:sz="4"/>
+          <w:right w:val="single" w:color="999999" w:sz="4"/>
+          <w:insideH w:val="single" w:color="999999" w:sz="4"/>
+          <w:insideV w:val="single" w:color="999999" w:sz="4"/>
+        </w:tblBorders>
+      </w:tblPr>
+      <w:tblGrid>
+        <w:gridCol w:w="2300"/>
+        <w:gridCol w:w="3400"/>
+        <w:gridCol w:w="3326"/>
+      </w:tblGrid>
+      <w:tr>
+        <w:trPr>
+          <w:tblHeader/>
+        </w:trPr>
+        <w:tc>
+          <w:tcPr>
+            <w:tcW w:type="dxa" w:w="2300"/>
+            <w:shd w:fill="DCE6F0" w:color="auto" w:val="clear"/>
+            <w:tcMar>
+              <w:top w:type="dxa" w:w="60"/>
+              <w:left w:type="dxa" w:w="100"/>
+              <w:bottom w:type="dxa" w:w="60"/>
+              <w:right w:type="dxa" w:w="100"/>
+            </w:tcMar>
+          </w:tcPr>
+          <w:p>
+            <w:r>
+              <w:rPr>
+                <w:sz w:val="19"/>
+                <w:szCs w:val="19"/>
+              </w:rPr>
+              <w:t>Stupeň</w:t>
+            </w:r>
+          </w:p>
+        </w:tc>
+        <w:tc>
+          <w:tcPr>
+            <w:tcW w:type="dxa" w:w="3400"/>
+            <w:shd w:fill="DCE6F0" w:color="auto" w:val="clear"/>
+            <w:tcMar>
+              <w:top w:type="dxa" w:w="60"/>
+              <w:left w:type="dxa" w:w="100"/>
+              <w:bottom w:type="dxa" w:w="60"/>
+              <w:right w:type="dxa" w:w="100"/>
+            </w:tcMar>
+          </w:tcPr>
+          <w:p>
+            <w:r>
+              <w:rPr>
+                <w:sz w:val="19"/>
+                <w:szCs w:val="19"/>
+              </w:rPr>
+              <w:t>Typicky</w:t>
+            </w:r>
+          </w:p>
+        </w:tc>
+        <w:tc>
+          <w:tcPr>
+            <w:tcW w:type="dxa" w:w="3326"/>
+            <w:shd w:fill="DCE6F0" w:color="auto" w:val="clear"/>
+            <w:tcMar>
+              <w:top w:type="dxa" w:w="60"/>
+              <w:left w:type="dxa" w:w="100"/>
+              <w:bottom w:type="dxa" w:w="60"/>
+              <w:right w:type="dxa" w:w="100"/>
+            </w:tcMar>
+          </w:tcPr>
+          <w:p>
+            <w:r>
+              <w:rPr>
+                <w:sz w:val="19"/>
+                <w:szCs w:val="19"/>
+              </w:rPr>
+              <w:t>Cloudový model</w:t>
+            </w:r>
+          </w:p>
+        </w:tc>
+      </w:tr>
+      <w:tr>
+        <w:tc>
+          <w:tcPr>
+            <w:tcW w:type="dxa" w:w="2300"/>
+            <w:tcMar>
+              <w:top w:type="dxa" w:w="60"/>
+              <w:left w:type="dxa" w:w="100"/>
+              <w:bottom w:type="dxa" w:w="60"/>
+              <w:right w:type="dxa" w:w="100"/>
+            </w:tcMar>
+          </w:tcPr>
+          <w:p>
+            <w:r>
+              <w:rPr>
+                <w:sz w:val="19"/>
+                <w:szCs w:val="19"/>
+              </w:rPr>
+              <w:t>A – přísně důvěrné</w:t>
+            </w:r>
+          </w:p>
+        </w:tc>
+        <w:tc>
+          <w:tcPr>
+            <w:tcW w:type="dxa" w:w="3400"/>
+            <w:tcMar>
+              <w:top w:type="dxa" w:w="60"/>
+              <w:left w:type="dxa" w:w="100"/>
+              <w:bottom w:type="dxa" w:w="60"/>
+              <w:right w:type="dxa" w:w="100"/>
+            </w:tcMar>
+          </w:tcPr>
+          <w:p>
+            <w:r>
+              <w:rPr>
+                <w:sz w:val="19"/>
+                <w:szCs w:val="19"/>
+              </w:rPr>
+              <w:t xml:space="preserve">trestní obhajoba, zdravotní údaje, nezletilí, oznamovatelé, </w:t>
+            </w:r>
+            <w:r>
+              <w:rPr>
+                <w:sz w:val="19"/>
+                <w:szCs w:val="19"/>
+                <w:highlight w:val="yellow"/>
+              </w:rPr>
+              <w:t>[doplnit]</w:t>
+            </w:r>
+          </w:p>
+        </w:tc>
+        <w:tc>
+          <w:tcPr>
+            <w:tcW w:type="dxa" w:w="3326"/>
+            <w:tcMar>
+              <w:top w:type="dxa" w:w="60"/>
+              <w:left w:type="dxa" w:w="100"/>
+              <w:bottom w:type="dxa" w:w="60"/>
+              <w:right w:type="dxa" w:w="100"/>
+            </w:tcMar>
+          </w:tcPr>
+          <w:p>
+            <w:r>
+              <w:rPr>
+                <w:sz w:val="19"/>
+                <w:szCs w:val="19"/>
+              </w:rPr>
+              <w:t>nikdy, ani se souhlasem klienta</w:t>
+            </w:r>
+          </w:p>
+        </w:tc>
+      </w:tr>
+      <w:tr>
+        <w:tc>
+          <w:tcPr>
+            <w:tcW w:type="dxa" w:w="2300"/>
+            <w:tcMar>
+              <w:top w:type="dxa" w:w="60"/>
+              <w:left w:type="dxa" w:w="100"/>
+              <w:bottom w:type="dxa" w:w="60"/>
+              <w:right w:type="dxa" w:w="100"/>
+            </w:tcMar>
+          </w:tcPr>
+          <w:p>
+            <w:r>
+              <w:rPr>
+                <w:sz w:val="19"/>
+                <w:szCs w:val="19"/>
+              </w:rPr>
+              <w:t>B – důvěrné (výchozí)</w:t>
+            </w:r>
+          </w:p>
+        </w:tc>
+        <w:tc>
+          <w:tcPr>
+            <w:tcW w:type="dxa" w:w="3400"/>
+            <w:tcMar>
+              <w:top w:type="dxa" w:w="60"/>
+              <w:left w:type="dxa" w:w="100"/>
+              <w:bottom w:type="dxa" w:w="60"/>
+              <w:right w:type="dxa" w:w="100"/>
+            </w:tcMar>
+          </w:tcPr>
+          <w:p>
+            <w:r>
+              <w:rPr>
+                <w:sz w:val="19"/>
+                <w:szCs w:val="19"/>
+              </w:rPr>
+              <w:t>běžné spisy, dokud je advokát nezařadí jinak</w:t>
+            </w:r>
+          </w:p>
+        </w:tc>
+        <w:tc>
+          <w:tcPr>
+            <w:tcW w:type="dxa" w:w="3326"/>
+            <w:tcMar>
+              <w:top w:type="dxa" w:w="60"/>
+              <w:left w:type="dxa" w:w="100"/>
+              <w:bottom w:type="dxa" w:w="60"/>
+              <w:right w:type="dxa" w:w="100"/>
+            </w:tcMar>
+          </w:tcPr>
+          <w:p>
+            <w:r>
+              <w:rPr>
+                <w:sz w:val="19"/>
+                <w:szCs w:val="19"/>
+              </w:rPr>
+              <w:t>jen s výslovným souhlasem klienta pro tento spis</w:t>
+            </w:r>
+          </w:p>
+        </w:tc>
+      </w:tr>
+      <w:tr>
+        <w:tc>
+          <w:tcPr>
+            <w:tcW w:type="dxa" w:w="2300"/>
+            <w:tcMar>
+              <w:top w:type="dxa" w:w="60"/>
+              <w:left w:type="dxa" w:w="100"/>
+              <w:bottom w:type="dxa" w:w="60"/>
+              <w:right w:type="dxa" w:w="100"/>
+            </w:tcMar>
+          </w:tcPr>
+          <w:p>
+            <w:r>
+              <w:rPr>
+                <w:sz w:val="19"/>
+                <w:szCs w:val="19"/>
+              </w:rPr>
+              <w:t>C – standardní</w:t>
+            </w:r>
+          </w:p>
+        </w:tc>
+        <w:tc>
+          <w:tcPr>
+            <w:tcW w:type="dxa" w:w="3400"/>
+            <w:tcMar>
+              <w:top w:type="dxa" w:w="60"/>
+              <w:left w:type="dxa" w:w="100"/>
+              <w:bottom w:type="dxa" w:w="60"/>
+              <w:right w:type="dxa" w:w="100"/>
+            </w:tcMar>
+          </w:tcPr>
+          <w:p>
+            <w:r>
+              <w:rPr>
+                <w:sz w:val="19"/>
+                <w:szCs w:val="19"/>
+              </w:rPr>
+              <w:t>věci, kde klient udělil rámcový souhlas ve smlouvě o právních službách</w:t>
+            </w:r>
+          </w:p>
+        </w:tc>
+        <w:tc>
+          <w:tcPr>
+            <w:tcW w:type="dxa" w:w="3326"/>
+            <w:tcMar>
+              <w:top w:type="dxa" w:w="60"/>
+              <w:left w:type="dxa" w:w="100"/>
+              <w:bottom w:type="dxa" w:w="60"/>
+              <w:right w:type="dxa" w:w="100"/>
+            </w:tcMar>
+          </w:tcPr>
+          <w:p>
+            <w:r>
+              <w:rPr>
+                <w:sz w:val="19"/>
+                <w:szCs w:val="19"/>
+              </w:rPr>
+              <w:t>se souhlasem pro spis nebo s rámcovým souhlasem</w:t>
+            </w:r>
+          </w:p>
+        </w:tc>
+      </w:tr>
+      <w:tr>
+        <w:tc>
+          <w:tcPr>
+            <w:tcW w:type="dxa" w:w="2300"/>
+            <w:tcMar>
+              <w:top w:type="dxa" w:w="60"/>
+              <w:left w:type="dxa" w:w="100"/>
+              <w:bottom w:type="dxa" w:w="60"/>
+              <w:right w:type="dxa" w:w="100"/>
+            </w:tcMar>
+          </w:tcPr>
+          <w:p>
+            <w:r>
+              <w:rPr>
+                <w:sz w:val="19"/>
+                <w:szCs w:val="19"/>
+              </w:rPr>
+              <w:t>D – veřejné</w:t>
+            </w:r>
+          </w:p>
+        </w:tc>
+        <w:tc>
+          <w:tcPr>
+            <w:tcW w:type="dxa" w:w="3400"/>
+            <w:tcMar>
+              <w:top w:type="dxa" w:w="60"/>
+              <w:left w:type="dxa" w:w="100"/>
+              <w:bottom w:type="dxa" w:w="60"/>
+              <w:right w:type="dxa" w:w="100"/>
+            </w:tcMar>
+          </w:tcPr>
+          <w:p>
+            <w:r>
+              <w:rPr>
+                <w:sz w:val="19"/>
+                <w:szCs w:val="19"/>
+              </w:rPr>
+              <w:t>veřejné texty bez vazby na klienta (zákony, judikatura, obecné rešerše)</w:t>
+            </w:r>
+          </w:p>
+        </w:tc>
+        <w:tc>
+          <w:tcPr>
+            <w:tcW w:type="dxa" w:w="3326"/>
+            <w:tcMar>
+              <w:top w:type="dxa" w:w="60"/>
+              <w:left w:type="dxa" w:w="100"/>
+              <w:bottom w:type="dxa" w:w="60"/>
+              <w:right w:type="dxa" w:w="100"/>
+            </w:tcMar>
+          </w:tcPr>
+          <w:p>
+            <w:r>
+              <w:rPr>
+                <w:sz w:val="19"/>
+                <w:szCs w:val="19"/>
+              </w:rPr>
+              <w:t>bez souhlasu</w:t>
+            </w:r>
+          </w:p>
+        </w:tc>
+      </w:tr>
+    </w:tbl>
     <w:p>
       <w:pPr>
-        <w:pStyle w:val="Heading1"/>
-      </w:pPr>
-      <w:r>
-        <w:t xml:space="preserve">3. Nezbytnost a přiměřenost</w:t>
+        <w:pStyle w:val="ListParagraph"/>
+        <w:numPr>
+          <w:ilvl w:val="0"/>
+          <w:numId w:val="2"/>
+        </w:numPr>
+        <w:spacing w:after="60" w:before="160"/>
+      </w:pPr>
+      <w:r>
+        <w:t>Dotaz nad více spisy má stupeň nejcitlivějšího z nich; text neznámého původu bez vazby na spis jde jen lokálně (výjimkou je dotaz výslovně označený jako veřejný).</w:t>
       </w:r>
     </w:p>
     <w:p>
@@ -905,17 +1410,7 @@
         <w:spacing w:after="60"/>
       </w:pPr>
       <w:r>
-        <w:t xml:space="preserve">Účel: efektivnější a přesnější poskytování právních služeb (rešerše, kontrola lhůt a smluv, návrhy textů). AI výstupy jsou </w:t>
-      </w:r>
-      <w:r>
-        <w:rPr>
-          <w:b/>
-          <w:bCs/>
-        </w:rPr>
-        <w:t xml:space="preserve">podklad pro advokáta</w:t>
-      </w:r>
-      <w:r>
-        <w:t xml:space="preserve">, nikoli rozhodnutí; o věci rozhoduje a za výsledek odpovídá advokát.</w:t>
+        <w:t>Při pochybnosti se cloud nepoužije (fail-closed): dotaz zpracuje lokální model a odepření se zapíše do auditu.</w:t>
       </w:r>
     </w:p>
     <w:p>
@@ -928,16 +1423,7 @@
         <w:spacing w:after="60"/>
       </w:pPr>
       <w:r>
-        <w:t xml:space="preserve">Právní základ: plnění smlouvy o poskytování právních služeb, plnění právních povinností advokáta, oprávněný zájem kanceláře </w:t>
-      </w:r>
-      <w:r>
-        <w:rPr>
-          <w:highlight w:val="yellow"/>
-        </w:rPr>
-        <w:t xml:space="preserve">[doplnit: ověřit u jednotlivých činností]</w:t>
-      </w:r>
-      <w:r>
-        <w:t xml:space="preserve">.</w:t>
+        <w:t>Snížit stupeň smí jen advokát s odůvodněním; souhlas zaznamenává advokát (doklad je ve spisu); odvolání souhlasu je účinné okamžitě; AI agent stupeň ani souhlas nemění.</w:t>
       </w:r>
     </w:p>
     <w:p>
@@ -950,7 +1436,84 @@
         <w:spacing w:after="60"/>
       </w:pPr>
       <w:r>
-        <w:t xml:space="preserve">Minimalizace: zpracování probíhá lokálně; do znalostní báze jdou veřejné texty (zákony, judikatura); souhrny klientovi neobsahují interní poznámky.</w:t>
+        <w:t xml:space="preserve">Automatická pseudonymizace před odesláním do cloudu zatím není zavedena — do cloudu odchází text tak, jak je v podkladech. Proto je cloud vázán na souhlas klienta. </w:t>
+      </w:r>
+      <w:r>
+        <w:rPr>
+          <w:highlight w:val="yellow"/>
+        </w:rPr>
+        <w:t>[doplnit: zda kancelář pseudonymizaci vyžaduje jako podmínku zapnutí]</w:t>
+      </w:r>
+    </w:p>
+    <w:p>
+      <w:pPr>
+        <w:spacing w:after="120"/>
+      </w:pPr>
+    </w:p>
+    <w:p>
+      <w:pPr>
+        <w:pStyle w:val="Heading1"/>
+      </w:pPr>
+      <w:r>
+        <w:t xml:space="preserve">3. Nezbytnost a přiměřenost</w:t>
+      </w:r>
+    </w:p>
+    <w:p>
+      <w:pPr>
+        <w:pStyle w:val="ListParagraph"/>
+        <w:numPr>
+          <w:ilvl w:val="0"/>
+          <w:numId w:val="2"/>
+        </w:numPr>
+        <w:spacing w:after="60"/>
+      </w:pPr>
+      <w:r>
+        <w:t xml:space="preserve">Účel: efektivnější a přesnější poskytování právních služeb (rešerše, kontrola lhůt a smluv, návrhy textů). AI výstupy jsou </w:t>
+      </w:r>
+      <w:r>
+        <w:rPr>
+          <w:b/>
+          <w:bCs/>
+        </w:rPr>
+        <w:t xml:space="preserve">podklad pro advokáta</w:t>
+      </w:r>
+      <w:r>
+        <w:t xml:space="preserve">, nikoli rozhodnutí; o věci rozhoduje a za výsledek odpovídá advokát.</w:t>
+      </w:r>
+    </w:p>
+    <w:p>
+      <w:pPr>
+        <w:pStyle w:val="ListParagraph"/>
+        <w:numPr>
+          <w:ilvl w:val="0"/>
+          <w:numId w:val="2"/>
+        </w:numPr>
+        <w:spacing w:after="60"/>
+      </w:pPr>
+      <w:r>
+        <w:t xml:space="preserve">Právní základ: plnění smlouvy o poskytování právních služeb, plnění právních povinností advokáta, oprávněný zájem kanceláře </w:t>
+      </w:r>
+      <w:r>
+        <w:rPr>
+          <w:highlight w:val="yellow"/>
+        </w:rPr>
+        <w:t xml:space="preserve">[doplnit: ověřit u jednotlivých činností]</w:t>
+      </w:r>
+      <w:r>
+        <w:t xml:space="preserve">.</w:t>
+      </w:r>
+    </w:p>
+    <w:p>
+      <w:pPr>
+        <w:pStyle w:val="ListParagraph"/>
+        <w:numPr>
+          <w:ilvl w:val="0"/>
+          <w:numId w:val="2"/>
+        </w:numPr>
+        <w:spacing w:after="60"/>
+      </w:pPr>
+      <w:r>
+        <w:t>Minimalizace: zpracování probíhá lokálně; do znalostní báze jdou veřejné texty (zákony, judikatura); souhrny klientovi neobsahují interní poznámky; do cloudového modelu (je-li zapnut) jde jen dotaz ze spisů, které to podle pravidel výše dovolují, a to jen v rozsahu podkladů potřebných pro daný úkol.</w:t>
       </w:r>
     </w:p>
     <w:p>
@@ -1430,12 +1993,10 @@
           <w:p>
             <w:r>
               <w:rPr>
-                <w:b w:val="false"/>
-                <w:bCs w:val="false"/>
-                <w:sz w:val="19"/>
-                <w:szCs w:val="19"/>
-              </w:rPr>
-              <w:t xml:space="preserve">lokální modely; režim „jen lokálně“; zákaz veřejných AI nástrojů pro klientská data (vnitřní pravidla)</w:t>
+                <w:sz w:val="19"/>
+                <w:szCs w:val="19"/>
+              </w:rPr>
+              <w:t>lokální modely jako výchozí; cloud jen přes Bedrock v EU ve vlastním účtu kanceláře a jen podle stupně a souhlasu spisu (při pochybnosti lokálně); přímé API poskytovatelů zablokované; režim „jen lokálně“ zakáže cloud úplně; zákaz veřejných AI nástrojů pro klientská data (vnitřní pravidla)</w:t>
             </w:r>
           </w:p>
         </w:tc>
@@ -1998,6 +2559,261 @@
                 <w:szCs w:val="19"/>
               </w:rPr>
               <w:t xml:space="preserve">nízké</w:t>
+            </w:r>
+          </w:p>
+        </w:tc>
+      </w:tr>
+      <w:tr>
+        <w:tc>
+          <w:tcPr>
+            <w:tcW w:type="dxa" w:w="2150"/>
+            <w:tcMar>
+              <w:top w:type="dxa" w:w="60"/>
+              <w:left w:type="dxa" w:w="100"/>
+              <w:bottom w:type="dxa" w:w="60"/>
+              <w:right w:type="dxa" w:w="100"/>
+            </w:tcMar>
+          </w:tcPr>
+          <w:p>
+            <w:r>
+              <w:rPr>
+                <w:sz w:val="19"/>
+                <w:szCs w:val="19"/>
+              </w:rPr>
+              <w:t>R11 Spis odejde do cloudu bez souhlasu nebo s chybně nastaveným stupněm</w:t>
+            </w:r>
+          </w:p>
+        </w:tc>
+        <w:tc>
+          <w:tcPr>
+            <w:tcW w:type="dxa" w:w="1050"/>
+            <w:tcMar>
+              <w:top w:type="dxa" w:w="60"/>
+              <w:left w:type="dxa" w:w="100"/>
+              <w:bottom w:type="dxa" w:w="60"/>
+              <w:right w:type="dxa" w:w="100"/>
+            </w:tcMar>
+          </w:tcPr>
+          <w:p>
+            <w:r>
+              <w:rPr>
+                <w:sz w:val="19"/>
+                <w:szCs w:val="19"/>
+              </w:rPr>
+              <w:t>střední</w:t>
+            </w:r>
+          </w:p>
+        </w:tc>
+        <w:tc>
+          <w:tcPr>
+            <w:tcW w:type="dxa" w:w="3600"/>
+            <w:tcMar>
+              <w:top w:type="dxa" w:w="60"/>
+              <w:left w:type="dxa" w:w="100"/>
+              <w:bottom w:type="dxa" w:w="60"/>
+              <w:right w:type="dxa" w:w="100"/>
+            </w:tcMar>
+          </w:tcPr>
+          <w:p>
+            <w:r>
+              <w:rPr>
+                <w:sz w:val="19"/>
+                <w:szCs w:val="19"/>
+              </w:rPr>
+              <w:t>výchozí stupeň B (bez souhlasu nic); snížení stupně jen advokát s odůvodněním; souhlas zaznamenává jen advokát; AI agent nic z toho nemění; změny v deníku spisu a auditu; kontrola stupně při založení spisu (vnitřní pravidla); školení</w:t>
+            </w:r>
+          </w:p>
+        </w:tc>
+        <w:tc>
+          <w:tcPr>
+            <w:tcW w:type="dxa" w:w="2226"/>
+            <w:tcMar>
+              <w:top w:type="dxa" w:w="60"/>
+              <w:left w:type="dxa" w:w="100"/>
+              <w:bottom w:type="dxa" w:w="60"/>
+              <w:right w:type="dxa" w:w="100"/>
+            </w:tcMar>
+          </w:tcPr>
+          <w:p>
+            <w:r>
+              <w:rPr>
+                <w:sz w:val="19"/>
+                <w:szCs w:val="19"/>
+              </w:rPr>
+              <w:t>nízké</w:t>
+            </w:r>
+          </w:p>
+        </w:tc>
+      </w:tr>
+      <w:tr>
+        <w:tc>
+          <w:tcPr>
+            <w:tcW w:type="dxa" w:w="2150"/>
+            <w:tcMar>
+              <w:top w:type="dxa" w:w="60"/>
+              <w:left w:type="dxa" w:w="100"/>
+              <w:bottom w:type="dxa" w:w="60"/>
+              <w:right w:type="dxa" w:w="100"/>
+            </w:tcMar>
+          </w:tcPr>
+          <w:p>
+            <w:r>
+              <w:rPr>
+                <w:sz w:val="19"/>
+                <w:szCs w:val="19"/>
+              </w:rPr>
+              <w:t>R12 Přístup orgánů třetí země k datům v cloudu (CLOUD Act)</w:t>
+            </w:r>
+          </w:p>
+        </w:tc>
+        <w:tc>
+          <w:tcPr>
+            <w:tcW w:type="dxa" w:w="1050"/>
+            <w:tcMar>
+              <w:top w:type="dxa" w:w="60"/>
+              <w:left w:type="dxa" w:w="100"/>
+              <w:bottom w:type="dxa" w:w="60"/>
+              <w:right w:type="dxa" w:w="100"/>
+            </w:tcMar>
+          </w:tcPr>
+          <w:p>
+            <w:r>
+              <w:rPr>
+                <w:sz w:val="19"/>
+                <w:szCs w:val="19"/>
+              </w:rPr>
+              <w:t>střední</w:t>
+            </w:r>
+          </w:p>
+        </w:tc>
+        <w:tc>
+          <w:tcPr>
+            <w:tcW w:type="dxa" w:w="3600"/>
+            <w:tcMar>
+              <w:top w:type="dxa" w:w="60"/>
+              <w:left w:type="dxa" w:w="100"/>
+              <w:bottom w:type="dxa" w:w="60"/>
+              <w:right w:type="dxa" w:w="100"/>
+            </w:tcMar>
+          </w:tcPr>
+          <w:p>
+            <w:r>
+              <w:rPr>
+                <w:sz w:val="19"/>
+                <w:szCs w:val="19"/>
+              </w:rPr>
+              <w:t>jen regiony EU; vstupy se neukládají (krátkodobé zpracování); šifrovaný přenos; do cloudu jen spisy se souhlasem, stupeň A nikdy; informace klientům</w:t>
+            </w:r>
+          </w:p>
+        </w:tc>
+        <w:tc>
+          <w:tcPr>
+            <w:tcW w:type="dxa" w:w="2226"/>
+            <w:tcMar>
+              <w:top w:type="dxa" w:w="60"/>
+              <w:left w:type="dxa" w:w="100"/>
+              <w:bottom w:type="dxa" w:w="60"/>
+              <w:right w:type="dxa" w:w="100"/>
+            </w:tcMar>
+          </w:tcPr>
+          <w:p>
+            <w:r>
+              <w:rPr>
+                <w:sz w:val="19"/>
+                <w:szCs w:val="19"/>
+                <w:highlight w:val="yellow"/>
+              </w:rPr>
+              <w:t>[doplnit: posoudí advokát — nízké až střední]</w:t>
+            </w:r>
+          </w:p>
+        </w:tc>
+      </w:tr>
+      <w:tr>
+        <w:tc>
+          <w:tcPr>
+            <w:tcW w:type="dxa" w:w="2150"/>
+            <w:tcMar>
+              <w:top w:type="dxa" w:w="60"/>
+              <w:left w:type="dxa" w:w="100"/>
+              <w:bottom w:type="dxa" w:w="60"/>
+              <w:right w:type="dxa" w:w="100"/>
+            </w:tcMar>
+          </w:tcPr>
+          <w:p>
+            <w:r>
+              <w:rPr>
+                <w:sz w:val="19"/>
+                <w:szCs w:val="19"/>
+              </w:rPr>
+              <w:t>R13 Cloud bez pseudonymizace — poskytovatel zpracuje úplné texty</w:t>
+            </w:r>
+          </w:p>
+        </w:tc>
+        <w:tc>
+          <w:tcPr>
+            <w:tcW w:type="dxa" w:w="1050"/>
+            <w:tcMar>
+              <w:top w:type="dxa" w:w="60"/>
+              <w:left w:type="dxa" w:w="100"/>
+              <w:bottom w:type="dxa" w:w="60"/>
+              <w:right w:type="dxa" w:w="100"/>
+            </w:tcMar>
+          </w:tcPr>
+          <w:p>
+            <w:r>
+              <w:rPr>
+                <w:sz w:val="19"/>
+                <w:szCs w:val="19"/>
+              </w:rPr>
+              <w:t>střední</w:t>
+            </w:r>
+          </w:p>
+        </w:tc>
+        <w:tc>
+          <w:tcPr>
+            <w:tcW w:type="dxa" w:w="3600"/>
+            <w:tcMar>
+              <w:top w:type="dxa" w:w="60"/>
+              <w:left w:type="dxa" w:w="100"/>
+              <w:bottom w:type="dxa" w:w="60"/>
+              <w:right w:type="dxa" w:w="100"/>
+            </w:tcMar>
+          </w:tcPr>
+          <w:p>
+            <w:r>
+              <w:rPr>
+                <w:sz w:val="19"/>
+                <w:szCs w:val="19"/>
+              </w:rPr>
+              <w:t xml:space="preserve">smluvní záruky AWS (zpracovatel kanceláře, bez trénování, bez ukládání); souhlas klienta; rozsah jen pro konkrétní úkol; </w:t>
+            </w:r>
+            <w:r>
+              <w:rPr>
+                <w:sz w:val="19"/>
+                <w:szCs w:val="19"/>
+                <w:highlight w:val="yellow"/>
+              </w:rPr>
+              <w:t>[doplnit: zda vyžadovat pseudonymizaci, až bude k dispozici]</w:t>
+            </w:r>
+          </w:p>
+        </w:tc>
+        <w:tc>
+          <w:tcPr>
+            <w:tcW w:type="dxa" w:w="2226"/>
+            <w:tcMar>
+              <w:top w:type="dxa" w:w="60"/>
+              <w:left w:type="dxa" w:w="100"/>
+              <w:bottom w:type="dxa" w:w="60"/>
+              <w:right w:type="dxa" w:w="100"/>
+            </w:tcMar>
+          </w:tcPr>
+          <w:p>
+            <w:r>
+              <w:rPr>
+                <w:sz w:val="19"/>
+                <w:szCs w:val="19"/>
+              </w:rPr>
+              <w:t>nízké až střední</w:t>
             </w:r>
           </w:p>
         </w:tc>
@@ -2040,6 +2856,20 @@
       </w:r>
       <w:r>
         <w:t xml:space="preserve"> nutná.</w:t>
+      </w:r>
+    </w:p>
+    <w:p>
+      <w:pPr>
+        <w:spacing w:after="120"/>
+      </w:pPr>
+      <w:r>
+        <w:t xml:space="preserve">Pro variantu bez cloudu (jen lokální modely) a pro variantu s cloudem podle pravidel spisu doporučujeme uvést závěr zvlášť. </w:t>
+      </w:r>
+      <w:r>
+        <w:rPr>
+          <w:highlight w:val="yellow"/>
+        </w:rPr>
+        <w:t>[doplnit]</w:t>
       </w:r>
     </w:p>
     <w:tbl>
